--- a/public/bahan/Konfirmasi-Utang-Template.docx
+++ b/public/bahan/Konfirmasi-Utang-Template.docx
@@ -1144,7 +1144,23 @@
           <w:b/>
           <w:lang w:val="id-ID"/>
         </w:rPr>
-        <w:t>Peneirma</w:t>
+        <w:t>Pener</w:t>
+      </w:r>
+      <w:r>
+        <w:rPr>
+          <w:rFonts w:ascii="Arial" w:hAnsi="Arial" w:cs="Arial"/>
+          <w:b/>
+          <w:lang w:val="id-ID"/>
+        </w:rPr>
+        <w:t>i</w:t>
+      </w:r>
+      <w:r>
+        <w:rPr>
+          <w:rFonts w:ascii="Arial" w:hAnsi="Arial" w:cs="Arial"/>
+          <w:b/>
+          <w:lang w:val="id-ID"/>
+        </w:rPr>
+        <w:t>ma</w:t>
       </w:r>
       <w:r>
         <w:rPr>

--- a/public/bahan/Konfirmasi-Utang-Template.docx
+++ b/public/bahan/Konfirmasi-Utang-Template.docx
@@ -1,6 +1,6 @@
 
 <file path=word/document.xml><?xml version="1.0" encoding="utf-8"?>
-<w:document xmlns:wpc="http://schemas.microsoft.com/office/word/2010/wordprocessingCanvas" xmlns:cx="http://schemas.microsoft.com/office/drawing/2014/chartex" xmlns:cx1="http://schemas.microsoft.com/office/drawing/2015/9/8/chartex" xmlns:cx2="http://schemas.microsoft.com/office/drawing/2015/10/21/chartex" xmlns:cx3="http://schemas.microsoft.com/office/drawing/2016/5/9/chartex" xmlns:cx4="http://schemas.microsoft.com/office/drawing/2016/5/10/chartex" xmlns:cx5="http://schemas.microsoft.com/office/drawing/2016/5/11/chartex" xmlns:cx6="http://schemas.microsoft.com/office/drawing/2016/5/12/chartex" xmlns:cx7="http://schemas.microsoft.com/office/drawing/2016/5/13/chartex" xmlns:cx8="http://schemas.microsoft.com/office/drawing/2016/5/14/chartex" xmlns:mc="http://schemas.openxmlformats.org/markup-compatibility/2006" xmlns:aink="http://schemas.microsoft.com/office/drawing/2016/ink" xmlns:am3d="http://schemas.microsoft.com/office/drawing/2017/model3d" xmlns:o="urn:schemas-microsoft-com:office:office" xmlns:oel="http://schemas.microsoft.com/office/2019/extlst" xmlns:r="http://schemas.openxmlformats.org/officeDocument/2006/relationships" xmlns:m="http://schemas.openxmlformats.org/officeDocument/2006/math" xmlns:v="urn:schemas-microsoft-com:vml" xmlns:wp14="http://schemas.microsoft.com/office/word/2010/wordprocessingDrawing" xmlns:wp="http://schemas.openxmlformats.org/drawingml/2006/wordprocessingDrawing" xmlns:w10="urn:schemas-microsoft-com:office:word" xmlns:w="http://schemas.openxmlformats.org/wordprocessingml/2006/main" xmlns:w14="http://schemas.microsoft.com/office/word/2010/wordml" xmlns:w15="http://schemas.microsoft.com/office/word/2012/wordml" xmlns:w16cex="http://schemas.microsoft.com/office/word/2018/wordml/cex" xmlns:w16cid="http://schemas.microsoft.com/office/word/2016/wordml/cid" xmlns:w16="http://schemas.microsoft.com/office/word/2018/wordml" xmlns:w16sdtdh="http://schemas.microsoft.com/office/word/2020/wordml/sdtdatahash" xmlns:w16se="http://schemas.microsoft.com/office/word/2015/wordml/symex" xmlns:wpg="http://schemas.microsoft.com/office/word/2010/wordprocessingGroup" xmlns:wpi="http://schemas.microsoft.com/office/word/2010/wordprocessingInk" xmlns:wne="http://schemas.microsoft.com/office/word/2006/wordml" xmlns:wps="http://schemas.microsoft.com/office/word/2010/wordprocessingShape" mc:Ignorable="w14 w15 w16se w16cid w16 w16cex w16sdtdh wp14">
+<w:document xmlns:wpc="http://schemas.microsoft.com/office/word/2010/wordprocessingCanvas" xmlns:cx="http://schemas.microsoft.com/office/drawing/2014/chartex" xmlns:cx1="http://schemas.microsoft.com/office/drawing/2015/9/8/chartex" xmlns:cx2="http://schemas.microsoft.com/office/drawing/2015/10/21/chartex" xmlns:cx3="http://schemas.microsoft.com/office/drawing/2016/5/9/chartex" xmlns:cx4="http://schemas.microsoft.com/office/drawing/2016/5/10/chartex" xmlns:cx5="http://schemas.microsoft.com/office/drawing/2016/5/11/chartex" xmlns:cx6="http://schemas.microsoft.com/office/drawing/2016/5/12/chartex" xmlns:cx7="http://schemas.microsoft.com/office/drawing/2016/5/13/chartex" xmlns:cx8="http://schemas.microsoft.com/office/drawing/2016/5/14/chartex" xmlns:mc="http://schemas.openxmlformats.org/markup-compatibility/2006" xmlns:aink="http://schemas.microsoft.com/office/drawing/2016/ink" xmlns:am3d="http://schemas.microsoft.com/office/drawing/2017/model3d" xmlns:o="urn:schemas-microsoft-com:office:office" xmlns:oel="http://schemas.microsoft.com/office/2019/extlst" xmlns:r="http://schemas.openxmlformats.org/officeDocument/2006/relationships" xmlns:m="http://schemas.openxmlformats.org/officeDocument/2006/math" xmlns:v="urn:schemas-microsoft-com:vml" xmlns:wp14="http://schemas.microsoft.com/office/word/2010/wordprocessingDrawing" xmlns:wp="http://schemas.openxmlformats.org/drawingml/2006/wordprocessingDrawing" xmlns:w10="urn:schemas-microsoft-com:office:word" xmlns:w="http://schemas.openxmlformats.org/wordprocessingml/2006/main" xmlns:w14="http://schemas.microsoft.com/office/word/2010/wordml" xmlns:w15="http://schemas.microsoft.com/office/word/2012/wordml" xmlns:w16cex="http://schemas.microsoft.com/office/word/2018/wordml/cex" xmlns:w16cid="http://schemas.microsoft.com/office/word/2016/wordml/cid" xmlns:w16="http://schemas.microsoft.com/office/word/2018/wordml" xmlns:w16du="http://schemas.microsoft.com/office/word/2023/wordml/word16du" xmlns:w16sdtdh="http://schemas.microsoft.com/office/word/2020/wordml/sdtdatahash" xmlns:w16sdtfl="http://schemas.microsoft.com/office/word/2024/wordml/sdtformatlock" xmlns:w16se="http://schemas.microsoft.com/office/word/2015/wordml/symex" xmlns:wpg="http://schemas.microsoft.com/office/word/2010/wordprocessingGroup" xmlns:wpi="http://schemas.microsoft.com/office/word/2010/wordprocessingInk" xmlns:wne="http://schemas.microsoft.com/office/word/2006/wordml" xmlns:wps="http://schemas.microsoft.com/office/word/2010/wordprocessingShape" mc:Ignorable="w14 w15 w16se w16cid w16 w16cex w16sdtdh w16sdtfl w16du wp14">
   <w:body>
     <w:p>
       <w:pPr>
@@ -26,21 +26,7 @@
         <w:rPr>
           <w:rFonts w:ascii="Arial" w:hAnsi="Arial" w:cs="Arial"/>
         </w:rPr>
-        <w:t>{{</w:t>
-      </w:r>
-      <w:proofErr w:type="spellStart"/>
-      <w:r>
-        <w:rPr>
-          <w:rFonts w:ascii="Arial" w:hAnsi="Arial" w:cs="Arial"/>
-        </w:rPr>
-        <w:t>Tanggal_Konfirmasi</w:t>
-      </w:r>
-      <w:proofErr w:type="spellEnd"/>
-      <w:r>
-        <w:rPr>
-          <w:rFonts w:ascii="Arial" w:hAnsi="Arial" w:cs="Arial"/>
-        </w:rPr>
-        <w:t>}}</w:t>
+        <w:t>{{Tanggal_Konfirmasi}}</w:t>
       </w:r>
     </w:p>
     <w:p>
@@ -77,23 +63,60 @@
           <w:rFonts w:ascii="Arial" w:hAnsi="Arial" w:cs="Arial"/>
           <w:lang w:val="en-ID"/>
         </w:rPr>
-        <w:t>{{</w:t>
-      </w:r>
-      <w:proofErr w:type="spellStart"/>
-      <w:r>
+        <w:t>{{Nama_Penerima}}</w:t>
+      </w:r>
+    </w:p>
+    <w:p>
+      <w:pPr>
+        <w:jc w:val="both"/>
+        <w:rPr>
+          <w:rFonts w:ascii="Arial" w:hAnsi="Arial" w:cs="Arial"/>
+          <w:lang w:val="id-ID"/>
+        </w:rPr>
+      </w:pPr>
+    </w:p>
+    <w:p>
+      <w:pPr>
+        <w:jc w:val="both"/>
         <w:rPr>
           <w:rFonts w:ascii="Arial" w:hAnsi="Arial" w:cs="Arial"/>
           <w:lang w:val="en-ID"/>
         </w:rPr>
-        <w:t>Nama_Penerima</w:t>
-      </w:r>
-      <w:proofErr w:type="spellEnd"/>
+      </w:pPr>
+      <w:r>
+        <w:rPr>
+          <w:rFonts w:ascii="Arial" w:hAnsi="Arial" w:cs="Arial"/>
+          <w:lang w:val="id-ID"/>
+        </w:rPr>
+        <w:t xml:space="preserve">Perihal: Konfirmasi </w:t>
+      </w:r>
+      <w:r>
+        <w:rPr>
+          <w:rFonts w:ascii="Arial" w:hAnsi="Arial" w:cs="Arial"/>
+          <w:lang w:val="id-ID"/>
+        </w:rPr>
+        <w:t>Utang</w:t>
+      </w:r>
       <w:r>
         <w:rPr>
           <w:rFonts w:ascii="Arial" w:hAnsi="Arial" w:cs="Arial"/>
           <w:lang w:val="en-ID"/>
         </w:rPr>
-        <w:t>}}</w:t>
+        <w:t xml:space="preserve"> </w:t>
+      </w:r>
+      <w:r>
+        <w:rPr>
+          <w:rFonts w:ascii="Arial" w:hAnsi="Arial" w:cs="Arial"/>
+          <w:lang w:val="id-ID"/>
+        </w:rPr>
+        <w:t xml:space="preserve">per </w:t>
+      </w:r>
+      <w:r>
+        <w:rPr>
+          <w:rFonts w:ascii="Arial" w:hAnsi="Arial" w:cs="Arial"/>
+          <w:lang w:val="id-ID"/>
+        </w:rPr>
+        <w:t>{{Periode}}</w:t>
       </w:r>
     </w:p>
     <w:p>
@@ -110,27 +133,61 @@
         <w:jc w:val="both"/>
         <w:rPr>
           <w:rFonts w:ascii="Arial" w:hAnsi="Arial" w:cs="Arial"/>
-          <w:lang w:val="en-ID"/>
-        </w:rPr>
-      </w:pPr>
-      <w:r>
-        <w:rPr>
-          <w:rFonts w:ascii="Arial" w:hAnsi="Arial" w:cs="Arial"/>
-          <w:lang w:val="id-ID"/>
-        </w:rPr>
-        <w:t xml:space="preserve">Perihal: Konfirmasi </w:t>
-      </w:r>
-      <w:r>
-        <w:rPr>
-          <w:rFonts w:ascii="Arial" w:hAnsi="Arial" w:cs="Arial"/>
-          <w:lang w:val="id-ID"/>
-        </w:rPr>
-        <w:t>Utang</w:t>
-      </w:r>
-      <w:r>
-        <w:rPr>
-          <w:rFonts w:ascii="Arial" w:hAnsi="Arial" w:cs="Arial"/>
-          <w:lang w:val="en-ID"/>
+          <w:lang w:val="id-ID"/>
+        </w:rPr>
+      </w:pPr>
+      <w:r>
+        <w:rPr>
+          <w:rFonts w:ascii="Arial" w:hAnsi="Arial" w:cs="Arial"/>
+          <w:lang w:val="id-ID"/>
+        </w:rPr>
+        <w:t>Dengan Hormat,</w:t>
+      </w:r>
+    </w:p>
+    <w:p>
+      <w:pPr>
+        <w:jc w:val="both"/>
+        <w:rPr>
+          <w:rFonts w:ascii="Arial" w:hAnsi="Arial" w:cs="Arial"/>
+          <w:lang w:val="id-ID"/>
+        </w:rPr>
+      </w:pPr>
+    </w:p>
+    <w:p>
+      <w:pPr>
+        <w:jc w:val="both"/>
+        <w:rPr>
+          <w:rFonts w:ascii="Arial" w:hAnsi="Arial" w:cs="Arial"/>
+          <w:lang w:val="id-ID"/>
+        </w:rPr>
+      </w:pPr>
+      <w:r>
+        <w:rPr>
+          <w:rFonts w:ascii="Arial" w:hAnsi="Arial" w:cs="Arial"/>
+          <w:lang w:val="id-ID"/>
+        </w:rPr>
+        <w:t xml:space="preserve">Sehubungan dengan audit </w:t>
+      </w:r>
+      <w:r>
+        <w:rPr>
+          <w:rFonts w:ascii="Arial" w:hAnsi="Arial" w:cs="Arial"/>
+          <w:lang w:val="id-ID"/>
+        </w:rPr>
+        <w:t xml:space="preserve">laporan keuangan </w:t>
+      </w:r>
+      <w:r>
+        <w:rPr>
+          <w:rFonts w:ascii="Arial" w:hAnsi="Arial" w:cs="Arial"/>
+          <w:b/>
+          <w:lang w:val="id-ID"/>
+        </w:rPr>
+        <w:t>{{Nama_Klien}}</w:t>
+      </w:r>
+      <w:r>
+        <w:rPr>
+          <w:rFonts w:ascii="Arial" w:hAnsi="Arial" w:cs="Arial"/>
+          <w:b/>
+          <w:lang w:val="id-ID"/>
         </w:rPr>
         <w:t xml:space="preserve"> </w:t>
       </w:r>
@@ -148,6 +205,34 @@
         </w:rPr>
         <w:t>{{Periode}}</w:t>
       </w:r>
+      <w:r>
+        <w:rPr>
+          <w:rFonts w:ascii="Arial" w:hAnsi="Arial" w:cs="Arial"/>
+          <w:lang w:val="id-ID"/>
+        </w:rPr>
+        <w:t xml:space="preserve"> oleh </w:t>
+      </w:r>
+      <w:r>
+        <w:rPr>
+          <w:rFonts w:ascii="Arial" w:hAnsi="Arial" w:cs="Arial"/>
+          <w:lang w:val="id-ID"/>
+        </w:rPr>
+        <w:t>A</w:t>
+      </w:r>
+      <w:r>
+        <w:rPr>
+          <w:rFonts w:ascii="Arial" w:hAnsi="Arial" w:cs="Arial"/>
+          <w:lang w:val="id-ID"/>
+        </w:rPr>
+        <w:t>uditor kami</w:t>
+      </w:r>
+      <w:r>
+        <w:rPr>
+          <w:rFonts w:ascii="Arial" w:hAnsi="Arial" w:cs="Arial"/>
+          <w:lang w:val="id-ID"/>
+        </w:rPr>
+        <w:t xml:space="preserve">: </w:t>
+      </w:r>
     </w:p>
     <w:p>
       <w:pPr>
@@ -155,121 +240,6 @@
         <w:rPr>
           <w:rFonts w:ascii="Arial" w:hAnsi="Arial" w:cs="Arial"/>
           <w:lang w:val="id-ID"/>
-        </w:rPr>
-      </w:pPr>
-    </w:p>
-    <w:p>
-      <w:pPr>
-        <w:jc w:val="both"/>
-        <w:rPr>
-          <w:rFonts w:ascii="Arial" w:hAnsi="Arial" w:cs="Arial"/>
-          <w:lang w:val="de-DE"/>
-        </w:rPr>
-      </w:pPr>
-      <w:r>
-        <w:rPr>
-          <w:rFonts w:ascii="Arial" w:hAnsi="Arial" w:cs="Arial"/>
-          <w:lang w:val="de-DE"/>
-        </w:rPr>
-        <w:t>Dengan Hormat,</w:t>
-      </w:r>
-    </w:p>
-    <w:p>
-      <w:pPr>
-        <w:jc w:val="both"/>
-        <w:rPr>
-          <w:rFonts w:ascii="Arial" w:hAnsi="Arial" w:cs="Arial"/>
-          <w:lang w:val="de-DE"/>
-        </w:rPr>
-      </w:pPr>
-    </w:p>
-    <w:p>
-      <w:pPr>
-        <w:jc w:val="both"/>
-        <w:rPr>
-          <w:rFonts w:ascii="Arial" w:hAnsi="Arial" w:cs="Arial"/>
-          <w:lang w:val="de-DE"/>
-        </w:rPr>
-      </w:pPr>
-      <w:r>
-        <w:rPr>
-          <w:rFonts w:ascii="Arial" w:hAnsi="Arial" w:cs="Arial"/>
-          <w:lang w:val="de-DE"/>
-        </w:rPr>
-        <w:t xml:space="preserve">Sehubungan dengan audit </w:t>
-      </w:r>
-      <w:r>
-        <w:rPr>
-          <w:rFonts w:ascii="Arial" w:hAnsi="Arial" w:cs="Arial"/>
-          <w:lang w:val="id-ID"/>
-        </w:rPr>
-        <w:t xml:space="preserve">laporan keuangan </w:t>
-      </w:r>
-      <w:r>
-        <w:rPr>
-          <w:rFonts w:ascii="Arial" w:hAnsi="Arial" w:cs="Arial"/>
-          <w:b/>
-          <w:lang w:val="de-DE"/>
-        </w:rPr>
-        <w:t>{{Nama_Klien}}</w:t>
-      </w:r>
-      <w:r>
-        <w:rPr>
-          <w:rFonts w:ascii="Arial" w:hAnsi="Arial" w:cs="Arial"/>
-          <w:b/>
-          <w:lang w:val="de-DE"/>
-        </w:rPr>
-        <w:t xml:space="preserve"> </w:t>
-      </w:r>
-      <w:r>
-        <w:rPr>
-          <w:rFonts w:ascii="Arial" w:hAnsi="Arial" w:cs="Arial"/>
-          <w:lang w:val="id-ID"/>
-        </w:rPr>
-        <w:t xml:space="preserve">per </w:t>
-      </w:r>
-      <w:r>
-        <w:rPr>
-          <w:rFonts w:ascii="Arial" w:hAnsi="Arial" w:cs="Arial"/>
-          <w:lang w:val="id-ID"/>
-        </w:rPr>
-        <w:t>{{Periode}}</w:t>
-      </w:r>
-      <w:r>
-        <w:rPr>
-          <w:rFonts w:ascii="Arial" w:hAnsi="Arial" w:cs="Arial"/>
-          <w:lang w:val="id-ID"/>
-        </w:rPr>
-        <w:t xml:space="preserve"> oleh </w:t>
-      </w:r>
-      <w:r>
-        <w:rPr>
-          <w:rFonts w:ascii="Arial" w:hAnsi="Arial" w:cs="Arial"/>
-          <w:lang w:val="de-DE"/>
-        </w:rPr>
-        <w:t>A</w:t>
-      </w:r>
-      <w:r>
-        <w:rPr>
-          <w:rFonts w:ascii="Arial" w:hAnsi="Arial" w:cs="Arial"/>
-          <w:lang w:val="id-ID"/>
-        </w:rPr>
-        <w:t>uditor kami</w:t>
-      </w:r>
-      <w:r>
-        <w:rPr>
-          <w:rFonts w:ascii="Arial" w:hAnsi="Arial" w:cs="Arial"/>
-          <w:lang w:val="de-DE"/>
-        </w:rPr>
-        <w:t xml:space="preserve">: </w:t>
-      </w:r>
-    </w:p>
-    <w:p>
-      <w:pPr>
-        <w:jc w:val="both"/>
-        <w:rPr>
-          <w:rFonts w:ascii="Arial" w:hAnsi="Arial" w:cs="Arial"/>
-          <w:lang w:val="de-DE"/>
         </w:rPr>
       </w:pPr>
     </w:p>
@@ -300,7 +270,7 @@
           <w:rFonts w:cs="Calibri"/>
           <w:b/>
           <w:color w:val="000000"/>
-          <w:lang w:val="de-DE"/>
+          <w:lang w:val="en-ID"/>
         </w:rPr>
         <w:t>Kuncara Budi Santosa dan Rekan Cabang Samarinda</w:t>
       </w:r>
@@ -358,39 +328,7 @@
           <w:rFonts w:cs="Calibri"/>
           <w:bCs/>
         </w:rPr>
-        <w:t xml:space="preserve">JL.KH Wahid Hasyim II, </w:t>
-      </w:r>
-      <w:proofErr w:type="spellStart"/>
-      <w:r>
-        <w:rPr>
-          <w:rFonts w:cs="Calibri"/>
-          <w:bCs/>
-        </w:rPr>
-        <w:t>Sempaja</w:t>
-      </w:r>
-      <w:proofErr w:type="spellEnd"/>
-      <w:r>
-        <w:rPr>
-          <w:rFonts w:cs="Calibri"/>
-          <w:bCs/>
-        </w:rPr>
-        <w:t xml:space="preserve"> Selatan, </w:t>
-      </w:r>
-      <w:proofErr w:type="spellStart"/>
-      <w:r>
-        <w:rPr>
-          <w:rFonts w:cs="Calibri"/>
-          <w:bCs/>
-        </w:rPr>
-        <w:t>Samarinda</w:t>
-      </w:r>
-      <w:proofErr w:type="spellEnd"/>
-      <w:r>
-        <w:rPr>
-          <w:rFonts w:cs="Calibri"/>
-          <w:bCs/>
-        </w:rPr>
-        <w:t xml:space="preserve"> Utara 75119</w:t>
+        <w:t>JL.KH Wahid Hasyim II, Sempaja Selatan, Samarinda Utara 75119</w:t>
       </w:r>
     </w:p>
     <w:p>
@@ -446,21 +384,12 @@
           <w:color w:val="000000"/>
         </w:rPr>
       </w:pPr>
-      <w:proofErr w:type="gramStart"/>
-      <w:r>
-        <w:rPr>
-          <w:rFonts w:cs="Calibri"/>
-          <w:color w:val="000000"/>
-        </w:rPr>
-        <w:t>Email :</w:t>
-      </w:r>
-      <w:proofErr w:type="gramEnd"/>
-      <w:r>
-        <w:rPr>
-          <w:rFonts w:cs="Calibri"/>
-          <w:color w:val="000000"/>
-        </w:rPr>
-        <w:t xml:space="preserve"> </w:t>
+      <w:r>
+        <w:rPr>
+          <w:rFonts w:cs="Calibri"/>
+          <w:color w:val="000000"/>
+        </w:rPr>
+        <w:t xml:space="preserve">Email : </w:t>
       </w:r>
       <w:r>
         <w:rPr>
@@ -488,21 +417,12 @@
           <w:color w:val="000000"/>
         </w:rPr>
       </w:pPr>
-      <w:proofErr w:type="gramStart"/>
-      <w:r>
-        <w:rPr>
-          <w:rFonts w:cs="Calibri"/>
-          <w:color w:val="000000"/>
-        </w:rPr>
-        <w:t>Mobile :</w:t>
-      </w:r>
-      <w:proofErr w:type="gramEnd"/>
-      <w:r>
-        <w:rPr>
-          <w:rFonts w:cs="Calibri"/>
-          <w:color w:val="000000"/>
-        </w:rPr>
-        <w:t xml:space="preserve"> (</w:t>
+      <w:r>
+        <w:rPr>
+          <w:rFonts w:cs="Calibri"/>
+          <w:color w:val="000000"/>
+        </w:rPr>
+        <w:t>Mobile : (</w:t>
       </w:r>
       <w:r>
         <w:rPr>
@@ -880,23 +800,7 @@
                 <w:rFonts w:ascii="Arial" w:hAnsi="Arial" w:cs="Arial"/>
                 <w:b/>
               </w:rPr>
-              <w:t>{{</w:t>
-            </w:r>
-            <w:proofErr w:type="spellStart"/>
-            <w:r>
-              <w:rPr>
-                <w:rFonts w:ascii="Arial" w:hAnsi="Arial" w:cs="Arial"/>
-                <w:b/>
-              </w:rPr>
-              <w:t>Nama_Klien</w:t>
-            </w:r>
-            <w:proofErr w:type="spellEnd"/>
-            <w:r>
-              <w:rPr>
-                <w:rFonts w:ascii="Arial" w:hAnsi="Arial" w:cs="Arial"/>
-                <w:b/>
-              </w:rPr>
-              <w:t>}}</w:t>
+              <w:t>{{Nama_Klien}}</w:t>
             </w:r>
           </w:p>
         </w:tc>
@@ -966,27 +870,7 @@
                 <w:bCs/>
                 <w:u w:val="single"/>
               </w:rPr>
-              <w:t>{{</w:t>
-            </w:r>
-            <w:proofErr w:type="spellStart"/>
-            <w:r>
-              <w:rPr>
-                <w:rFonts w:ascii="Arial" w:hAnsi="Arial" w:cs="Arial"/>
-                <w:b/>
-                <w:bCs/>
-                <w:u w:val="single"/>
-              </w:rPr>
-              <w:t>Nama_Direktur</w:t>
-            </w:r>
-            <w:proofErr w:type="spellEnd"/>
-            <w:r>
-              <w:rPr>
-                <w:rFonts w:ascii="Arial" w:hAnsi="Arial" w:cs="Arial"/>
-                <w:b/>
-                <w:bCs/>
-                <w:u w:val="single"/>
-              </w:rPr>
-              <w:t>}}</w:t>
+              <w:t>{{Nama_Direktur}}</w:t>
             </w:r>
           </w:p>
         </w:tc>
@@ -1007,21 +891,7 @@
               <w:rPr>
                 <w:rFonts w:ascii="Arial" w:hAnsi="Arial" w:cs="Arial"/>
               </w:rPr>
-              <w:t>{{</w:t>
-            </w:r>
-            <w:proofErr w:type="spellStart"/>
-            <w:r>
-              <w:rPr>
-                <w:rFonts w:ascii="Arial" w:hAnsi="Arial" w:cs="Arial"/>
-              </w:rPr>
-              <w:t>Jabatan</w:t>
-            </w:r>
-            <w:proofErr w:type="spellEnd"/>
-            <w:r>
-              <w:rPr>
-                <w:rFonts w:ascii="Arial" w:hAnsi="Arial" w:cs="Arial"/>
-              </w:rPr>
-              <w:t>}}</w:t>
+              <w:t>{{Jabatan}}</w:t>
             </w:r>
           </w:p>
         </w:tc>
@@ -1229,6 +1099,13 @@
         </w:rPr>
         <w:tab/>
         <w:t xml:space="preserve">:  </w:t>
+      </w:r>
+      <w:r>
+        <w:rPr>
+          <w:rFonts w:ascii="Arial" w:hAnsi="Arial" w:cs="Arial"/>
+          <w:lang w:val="id-ID"/>
+        </w:rPr>
+        <w:t>{{Nominal}}</w:t>
       </w:r>
     </w:p>
     <w:p>
@@ -1354,19 +1231,11 @@
                 <w:lang w:val="id-ID"/>
               </w:rPr>
             </w:pPr>
-            <w:proofErr w:type="spellStart"/>
-            <w:r>
-              <w:rPr>
-                <w:rFonts w:ascii="Arial" w:hAnsi="Arial" w:cs="Arial"/>
-              </w:rPr>
-              <w:t>Dikonfirmasi</w:t>
-            </w:r>
-            <w:proofErr w:type="spellEnd"/>
-            <w:r>
-              <w:rPr>
-                <w:rFonts w:ascii="Arial" w:hAnsi="Arial" w:cs="Arial"/>
-              </w:rPr>
-              <w:t xml:space="preserve"> oleh</w:t>
+            <w:r>
+              <w:rPr>
+                <w:rFonts w:ascii="Arial" w:hAnsi="Arial" w:cs="Arial"/>
+              </w:rPr>
+              <w:t>Dikonfirmasi oleh</w:t>
             </w:r>
             <w:r>
               <w:rPr>
@@ -1572,14 +1441,12 @@
                 <w:rFonts w:ascii="Arial" w:hAnsi="Arial" w:cs="Arial"/>
               </w:rPr>
             </w:pPr>
-            <w:proofErr w:type="spellStart"/>
             <w:r>
               <w:rPr>
                 <w:rFonts w:ascii="Arial" w:hAnsi="Arial" w:cs="Arial"/>
               </w:rPr>
               <w:t>Jabatan</w:t>
             </w:r>
-            <w:proofErr w:type="spellEnd"/>
             <w:r>
               <w:rPr>
                 <w:rFonts w:ascii="Arial" w:hAnsi="Arial" w:cs="Arial"/>
@@ -1686,7 +1553,7 @@
 </file>
 
 <file path=word/endnotes.xml><?xml version="1.0" encoding="utf-8"?>
-<w:endnotes xmlns:wpc="http://schemas.microsoft.com/office/word/2010/wordprocessingCanvas" xmlns:cx="http://schemas.microsoft.com/office/drawing/2014/chartex" xmlns:cx1="http://schemas.microsoft.com/office/drawing/2015/9/8/chartex" xmlns:cx2="http://schemas.microsoft.com/office/drawing/2015/10/21/chartex" xmlns:cx3="http://schemas.microsoft.com/office/drawing/2016/5/9/chartex" xmlns:cx4="http://schemas.microsoft.com/office/drawing/2016/5/10/chartex" xmlns:cx5="http://schemas.microsoft.com/office/drawing/2016/5/11/chartex" xmlns:cx6="http://schemas.microsoft.com/office/drawing/2016/5/12/chartex" xmlns:cx7="http://schemas.microsoft.com/office/drawing/2016/5/13/chartex" xmlns:cx8="http://schemas.microsoft.com/office/drawing/2016/5/14/chartex" xmlns:mc="http://schemas.openxmlformats.org/markup-compatibility/2006" xmlns:aink="http://schemas.microsoft.com/office/drawing/2016/ink" xmlns:am3d="http://schemas.microsoft.com/office/drawing/2017/model3d" xmlns:o="urn:schemas-microsoft-com:office:office" xmlns:oel="http://schemas.microsoft.com/office/2019/extlst" xmlns:r="http://schemas.openxmlformats.org/officeDocument/2006/relationships" xmlns:m="http://schemas.openxmlformats.org/officeDocument/2006/math" xmlns:v="urn:schemas-microsoft-com:vml" xmlns:wp14="http://schemas.microsoft.com/office/word/2010/wordprocessingDrawing" xmlns:wp="http://schemas.openxmlformats.org/drawingml/2006/wordprocessingDrawing" xmlns:w10="urn:schemas-microsoft-com:office:word" xmlns:w="http://schemas.openxmlformats.org/wordprocessingml/2006/main" xmlns:w14="http://schemas.microsoft.com/office/word/2010/wordml" xmlns:w15="http://schemas.microsoft.com/office/word/2012/wordml" xmlns:w16cex="http://schemas.microsoft.com/office/word/2018/wordml/cex" xmlns:w16cid="http://schemas.microsoft.com/office/word/2016/wordml/cid" xmlns:w16="http://schemas.microsoft.com/office/word/2018/wordml" xmlns:w16sdtdh="http://schemas.microsoft.com/office/word/2020/wordml/sdtdatahash" xmlns:w16se="http://schemas.microsoft.com/office/word/2015/wordml/symex" xmlns:wpg="http://schemas.microsoft.com/office/word/2010/wordprocessingGroup" xmlns:wpi="http://schemas.microsoft.com/office/word/2010/wordprocessingInk" xmlns:wne="http://schemas.microsoft.com/office/word/2006/wordml" xmlns:wps="http://schemas.microsoft.com/office/word/2010/wordprocessingShape" mc:Ignorable="w14 w15 w16se w16cid w16 w16cex w16sdtdh wp14">
+<w:endnotes xmlns:wpc="http://schemas.microsoft.com/office/word/2010/wordprocessingCanvas" xmlns:cx="http://schemas.microsoft.com/office/drawing/2014/chartex" xmlns:cx1="http://schemas.microsoft.com/office/drawing/2015/9/8/chartex" xmlns:cx2="http://schemas.microsoft.com/office/drawing/2015/10/21/chartex" xmlns:cx3="http://schemas.microsoft.com/office/drawing/2016/5/9/chartex" xmlns:cx4="http://schemas.microsoft.com/office/drawing/2016/5/10/chartex" xmlns:cx5="http://schemas.microsoft.com/office/drawing/2016/5/11/chartex" xmlns:cx6="http://schemas.microsoft.com/office/drawing/2016/5/12/chartex" xmlns:cx7="http://schemas.microsoft.com/office/drawing/2016/5/13/chartex" xmlns:cx8="http://schemas.microsoft.com/office/drawing/2016/5/14/chartex" xmlns:mc="http://schemas.openxmlformats.org/markup-compatibility/2006" xmlns:aink="http://schemas.microsoft.com/office/drawing/2016/ink" xmlns:am3d="http://schemas.microsoft.com/office/drawing/2017/model3d" xmlns:o="urn:schemas-microsoft-com:office:office" xmlns:oel="http://schemas.microsoft.com/office/2019/extlst" xmlns:r="http://schemas.openxmlformats.org/officeDocument/2006/relationships" xmlns:m="http://schemas.openxmlformats.org/officeDocument/2006/math" xmlns:v="urn:schemas-microsoft-com:vml" xmlns:wp14="http://schemas.microsoft.com/office/word/2010/wordprocessingDrawing" xmlns:wp="http://schemas.openxmlformats.org/drawingml/2006/wordprocessingDrawing" xmlns:w10="urn:schemas-microsoft-com:office:word" xmlns:w="http://schemas.openxmlformats.org/wordprocessingml/2006/main" xmlns:w14="http://schemas.microsoft.com/office/word/2010/wordml" xmlns:w15="http://schemas.microsoft.com/office/word/2012/wordml" xmlns:w16cex="http://schemas.microsoft.com/office/word/2018/wordml/cex" xmlns:w16cid="http://schemas.microsoft.com/office/word/2016/wordml/cid" xmlns:w16="http://schemas.microsoft.com/office/word/2018/wordml" xmlns:w16du="http://schemas.microsoft.com/office/word/2023/wordml/word16du" xmlns:w16sdtdh="http://schemas.microsoft.com/office/word/2020/wordml/sdtdatahash" xmlns:w16sdtfl="http://schemas.microsoft.com/office/word/2024/wordml/sdtformatlock" xmlns:w16se="http://schemas.microsoft.com/office/word/2015/wordml/symex" xmlns:wpg="http://schemas.microsoft.com/office/word/2010/wordprocessingGroup" xmlns:wpi="http://schemas.microsoft.com/office/word/2010/wordprocessingInk" xmlns:wne="http://schemas.microsoft.com/office/word/2006/wordml" xmlns:wps="http://schemas.microsoft.com/office/word/2010/wordprocessingShape" mc:Ignorable="w14 w15 w16se w16cid w16 w16cex w16sdtdh w16sdtfl w16du wp14">
   <w:endnote w:type="separator" w:id="-1">
     <w:p>
       <w:r>
@@ -1705,7 +1572,7 @@
 </file>
 
 <file path=word/footnotes.xml><?xml version="1.0" encoding="utf-8"?>
-<w:footnotes xmlns:wpc="http://schemas.microsoft.com/office/word/2010/wordprocessingCanvas" xmlns:cx="http://schemas.microsoft.com/office/drawing/2014/chartex" xmlns:cx1="http://schemas.microsoft.com/office/drawing/2015/9/8/chartex" xmlns:cx2="http://schemas.microsoft.com/office/drawing/2015/10/21/chartex" xmlns:cx3="http://schemas.microsoft.com/office/drawing/2016/5/9/chartex" xmlns:cx4="http://schemas.microsoft.com/office/drawing/2016/5/10/chartex" xmlns:cx5="http://schemas.microsoft.com/office/drawing/2016/5/11/chartex" xmlns:cx6="http://schemas.microsoft.com/office/drawing/2016/5/12/chartex" xmlns:cx7="http://schemas.microsoft.com/office/drawing/2016/5/13/chartex" xmlns:cx8="http://schemas.microsoft.com/office/drawing/2016/5/14/chartex" xmlns:mc="http://schemas.openxmlformats.org/markup-compatibility/2006" xmlns:aink="http://schemas.microsoft.com/office/drawing/2016/ink" xmlns:am3d="http://schemas.microsoft.com/office/drawing/2017/model3d" xmlns:o="urn:schemas-microsoft-com:office:office" xmlns:oel="http://schemas.microsoft.com/office/2019/extlst" xmlns:r="http://schemas.openxmlformats.org/officeDocument/2006/relationships" xmlns:m="http://schemas.openxmlformats.org/officeDocument/2006/math" xmlns:v="urn:schemas-microsoft-com:vml" xmlns:wp14="http://schemas.microsoft.com/office/word/2010/wordprocessingDrawing" xmlns:wp="http://schemas.openxmlformats.org/drawingml/2006/wordprocessingDrawing" xmlns:w10="urn:schemas-microsoft-com:office:word" xmlns:w="http://schemas.openxmlformats.org/wordprocessingml/2006/main" xmlns:w14="http://schemas.microsoft.com/office/word/2010/wordml" xmlns:w15="http://schemas.microsoft.com/office/word/2012/wordml" xmlns:w16cex="http://schemas.microsoft.com/office/word/2018/wordml/cex" xmlns:w16cid="http://schemas.microsoft.com/office/word/2016/wordml/cid" xmlns:w16="http://schemas.microsoft.com/office/word/2018/wordml" xmlns:w16sdtdh="http://schemas.microsoft.com/office/word/2020/wordml/sdtdatahash" xmlns:w16se="http://schemas.microsoft.com/office/word/2015/wordml/symex" xmlns:wpg="http://schemas.microsoft.com/office/word/2010/wordprocessingGroup" xmlns:wpi="http://schemas.microsoft.com/office/word/2010/wordprocessingInk" xmlns:wne="http://schemas.microsoft.com/office/word/2006/wordml" xmlns:wps="http://schemas.microsoft.com/office/word/2010/wordprocessingShape" mc:Ignorable="w14 w15 w16se w16cid w16 w16cex w16sdtdh wp14">
+<w:footnotes xmlns:wpc="http://schemas.microsoft.com/office/word/2010/wordprocessingCanvas" xmlns:cx="http://schemas.microsoft.com/office/drawing/2014/chartex" xmlns:cx1="http://schemas.microsoft.com/office/drawing/2015/9/8/chartex" xmlns:cx2="http://schemas.microsoft.com/office/drawing/2015/10/21/chartex" xmlns:cx3="http://schemas.microsoft.com/office/drawing/2016/5/9/chartex" xmlns:cx4="http://schemas.microsoft.com/office/drawing/2016/5/10/chartex" xmlns:cx5="http://schemas.microsoft.com/office/drawing/2016/5/11/chartex" xmlns:cx6="http://schemas.microsoft.com/office/drawing/2016/5/12/chartex" xmlns:cx7="http://schemas.microsoft.com/office/drawing/2016/5/13/chartex" xmlns:cx8="http://schemas.microsoft.com/office/drawing/2016/5/14/chartex" xmlns:mc="http://schemas.openxmlformats.org/markup-compatibility/2006" xmlns:aink="http://schemas.microsoft.com/office/drawing/2016/ink" xmlns:am3d="http://schemas.microsoft.com/office/drawing/2017/model3d" xmlns:o="urn:schemas-microsoft-com:office:office" xmlns:oel="http://schemas.microsoft.com/office/2019/extlst" xmlns:r="http://schemas.openxmlformats.org/officeDocument/2006/relationships" xmlns:m="http://schemas.openxmlformats.org/officeDocument/2006/math" xmlns:v="urn:schemas-microsoft-com:vml" xmlns:wp14="http://schemas.microsoft.com/office/word/2010/wordprocessingDrawing" xmlns:wp="http://schemas.openxmlformats.org/drawingml/2006/wordprocessingDrawing" xmlns:w10="urn:schemas-microsoft-com:office:word" xmlns:w="http://schemas.openxmlformats.org/wordprocessingml/2006/main" xmlns:w14="http://schemas.microsoft.com/office/word/2010/wordml" xmlns:w15="http://schemas.microsoft.com/office/word/2012/wordml" xmlns:w16cex="http://schemas.microsoft.com/office/word/2018/wordml/cex" xmlns:w16cid="http://schemas.microsoft.com/office/word/2016/wordml/cid" xmlns:w16="http://schemas.microsoft.com/office/word/2018/wordml" xmlns:w16du="http://schemas.microsoft.com/office/word/2023/wordml/word16du" xmlns:w16sdtdh="http://schemas.microsoft.com/office/word/2020/wordml/sdtdatahash" xmlns:w16sdtfl="http://schemas.microsoft.com/office/word/2024/wordml/sdtformatlock" xmlns:w16se="http://schemas.microsoft.com/office/word/2015/wordml/symex" xmlns:wpg="http://schemas.microsoft.com/office/word/2010/wordprocessingGroup" xmlns:wpi="http://schemas.microsoft.com/office/word/2010/wordprocessingInk" xmlns:wne="http://schemas.microsoft.com/office/word/2006/wordml" xmlns:wps="http://schemas.microsoft.com/office/word/2010/wordprocessingShape" mc:Ignorable="w14 w15 w16se w16cid w16 w16cex w16sdtdh w16sdtfl w16du wp14">
   <w:footnote w:type="separator" w:id="-1">
     <w:p>
       <w:r>
@@ -1724,7 +1591,7 @@
 </file>
 
 <file path=word/header1.xml><?xml version="1.0" encoding="utf-8"?>
-<w:hdr xmlns:wpc="http://schemas.microsoft.com/office/word/2010/wordprocessingCanvas" xmlns:cx="http://schemas.microsoft.com/office/drawing/2014/chartex" xmlns:cx1="http://schemas.microsoft.com/office/drawing/2015/9/8/chartex" xmlns:cx2="http://schemas.microsoft.com/office/drawing/2015/10/21/chartex" xmlns:cx3="http://schemas.microsoft.com/office/drawing/2016/5/9/chartex" xmlns:cx4="http://schemas.microsoft.com/office/drawing/2016/5/10/chartex" xmlns:cx5="http://schemas.microsoft.com/office/drawing/2016/5/11/chartex" xmlns:cx6="http://schemas.microsoft.com/office/drawing/2016/5/12/chartex" xmlns:cx7="http://schemas.microsoft.com/office/drawing/2016/5/13/chartex" xmlns:cx8="http://schemas.microsoft.com/office/drawing/2016/5/14/chartex" xmlns:mc="http://schemas.openxmlformats.org/markup-compatibility/2006" xmlns:aink="http://schemas.microsoft.com/office/drawing/2016/ink" xmlns:am3d="http://schemas.microsoft.com/office/drawing/2017/model3d" xmlns:o="urn:schemas-microsoft-com:office:office" xmlns:oel="http://schemas.microsoft.com/office/2019/extlst" xmlns:r="http://schemas.openxmlformats.org/officeDocument/2006/relationships" xmlns:m="http://schemas.openxmlformats.org/officeDocument/2006/math" xmlns:v="urn:schemas-microsoft-com:vml" xmlns:wp14="http://schemas.microsoft.com/office/word/2010/wordprocessingDrawing" xmlns:wp="http://schemas.openxmlformats.org/drawingml/2006/wordprocessingDrawing" xmlns:w10="urn:schemas-microsoft-com:office:word" xmlns:w="http://schemas.openxmlformats.org/wordprocessingml/2006/main" xmlns:w14="http://schemas.microsoft.com/office/word/2010/wordml" xmlns:w15="http://schemas.microsoft.com/office/word/2012/wordml" xmlns:w16cex="http://schemas.microsoft.com/office/word/2018/wordml/cex" xmlns:w16cid="http://schemas.microsoft.com/office/word/2016/wordml/cid" xmlns:w16="http://schemas.microsoft.com/office/word/2018/wordml" xmlns:w16sdtdh="http://schemas.microsoft.com/office/word/2020/wordml/sdtdatahash" xmlns:w16se="http://schemas.microsoft.com/office/word/2015/wordml/symex" xmlns:wpg="http://schemas.microsoft.com/office/word/2010/wordprocessingGroup" xmlns:wpi="http://schemas.microsoft.com/office/word/2010/wordprocessingInk" xmlns:wne="http://schemas.microsoft.com/office/word/2006/wordml" xmlns:wps="http://schemas.microsoft.com/office/word/2010/wordprocessingShape" mc:Ignorable="w14 w15 w16se w16cid w16 w16cex w16sdtdh wp14">
+<w:hdr xmlns:wpc="http://schemas.microsoft.com/office/word/2010/wordprocessingCanvas" xmlns:cx="http://schemas.microsoft.com/office/drawing/2014/chartex" xmlns:cx1="http://schemas.microsoft.com/office/drawing/2015/9/8/chartex" xmlns:cx2="http://schemas.microsoft.com/office/drawing/2015/10/21/chartex" xmlns:cx3="http://schemas.microsoft.com/office/drawing/2016/5/9/chartex" xmlns:cx4="http://schemas.microsoft.com/office/drawing/2016/5/10/chartex" xmlns:cx5="http://schemas.microsoft.com/office/drawing/2016/5/11/chartex" xmlns:cx6="http://schemas.microsoft.com/office/drawing/2016/5/12/chartex" xmlns:cx7="http://schemas.microsoft.com/office/drawing/2016/5/13/chartex" xmlns:cx8="http://schemas.microsoft.com/office/drawing/2016/5/14/chartex" xmlns:mc="http://schemas.openxmlformats.org/markup-compatibility/2006" xmlns:aink="http://schemas.microsoft.com/office/drawing/2016/ink" xmlns:am3d="http://schemas.microsoft.com/office/drawing/2017/model3d" xmlns:o="urn:schemas-microsoft-com:office:office" xmlns:oel="http://schemas.microsoft.com/office/2019/extlst" xmlns:r="http://schemas.openxmlformats.org/officeDocument/2006/relationships" xmlns:m="http://schemas.openxmlformats.org/officeDocument/2006/math" xmlns:v="urn:schemas-microsoft-com:vml" xmlns:wp14="http://schemas.microsoft.com/office/word/2010/wordprocessingDrawing" xmlns:wp="http://schemas.openxmlformats.org/drawingml/2006/wordprocessingDrawing" xmlns:w10="urn:schemas-microsoft-com:office:word" xmlns:w="http://schemas.openxmlformats.org/wordprocessingml/2006/main" xmlns:w14="http://schemas.microsoft.com/office/word/2010/wordml" xmlns:w15="http://schemas.microsoft.com/office/word/2012/wordml" xmlns:w16cex="http://schemas.microsoft.com/office/word/2018/wordml/cex" xmlns:w16cid="http://schemas.microsoft.com/office/word/2016/wordml/cid" xmlns:w16="http://schemas.microsoft.com/office/word/2018/wordml" xmlns:w16du="http://schemas.microsoft.com/office/word/2023/wordml/word16du" xmlns:w16sdtdh="http://schemas.microsoft.com/office/word/2020/wordml/sdtdatahash" xmlns:w16sdtfl="http://schemas.microsoft.com/office/word/2024/wordml/sdtformatlock" xmlns:w16se="http://schemas.microsoft.com/office/word/2015/wordml/symex" xmlns:wpg="http://schemas.microsoft.com/office/word/2010/wordprocessingGroup" xmlns:wpi="http://schemas.microsoft.com/office/word/2010/wordprocessingInk" xmlns:wne="http://schemas.microsoft.com/office/word/2006/wordml" xmlns:wps="http://schemas.microsoft.com/office/word/2010/wordprocessingShape" mc:Ignorable="w14 w15 w16se w16cid w16 w16cex w16sdtdh w16sdtfl w16du wp14">
   <w:p>
     <w:pPr>
       <w:pStyle w:val="Header"/>
@@ -1741,7 +1608,7 @@
 </file>
 
 <file path=word/styles.xml><?xml version="1.0" encoding="utf-8"?>
-<w:styles xmlns:mc="http://schemas.openxmlformats.org/markup-compatibility/2006" xmlns:r="http://schemas.openxmlformats.org/officeDocument/2006/relationships" xmlns:w="http://schemas.openxmlformats.org/wordprocessingml/2006/main" xmlns:w14="http://schemas.microsoft.com/office/word/2010/wordml" xmlns:w15="http://schemas.microsoft.com/office/word/2012/wordml" xmlns:w16cex="http://schemas.microsoft.com/office/word/2018/wordml/cex" xmlns:w16cid="http://schemas.microsoft.com/office/word/2016/wordml/cid" xmlns:w16="http://schemas.microsoft.com/office/word/2018/wordml" xmlns:w16sdtdh="http://schemas.microsoft.com/office/word/2020/wordml/sdtdatahash" xmlns:w16se="http://schemas.microsoft.com/office/word/2015/wordml/symex" mc:Ignorable="w14 w15 w16se w16cid w16 w16cex w16sdtdh">
+<w:styles xmlns:mc="http://schemas.openxmlformats.org/markup-compatibility/2006" xmlns:r="http://schemas.openxmlformats.org/officeDocument/2006/relationships" xmlns:w="http://schemas.openxmlformats.org/wordprocessingml/2006/main" xmlns:w14="http://schemas.microsoft.com/office/word/2010/wordml" xmlns:w15="http://schemas.microsoft.com/office/word/2012/wordml" xmlns:w16cex="http://schemas.microsoft.com/office/word/2018/wordml/cex" xmlns:w16cid="http://schemas.microsoft.com/office/word/2016/wordml/cid" xmlns:w16="http://schemas.microsoft.com/office/word/2018/wordml" xmlns:w16du="http://schemas.microsoft.com/office/word/2023/wordml/word16du" xmlns:w16sdtdh="http://schemas.microsoft.com/office/word/2020/wordml/sdtdatahash" xmlns:w16sdtfl="http://schemas.microsoft.com/office/word/2024/wordml/sdtformatlock" xmlns:w16se="http://schemas.microsoft.com/office/word/2015/wordml/symex" mc:Ignorable="w14 w15 w16se w16cid w16 w16cex w16sdtdh w16sdtfl w16du">
   <w:docDefaults>
     <w:rPrDefault>
       <w:rPr>
